--- a/fuentes/12210030_CF02_CFA.docx
+++ b/fuentes/12210030_CF02_CFA.docx
@@ -2879,7 +2879,7 @@
           <w:noProof/>
         </w:rPr>
         <w:drawing>
-          <wp:anchor distT="0" distB="0" distL="114300" distR="114300" simplePos="0" relativeHeight="251668480" behindDoc="0" locked="0" layoutInCell="1" allowOverlap="1" wp14:anchorId="4552C39A" wp14:editId="4D58E2EC">
+          <wp:anchor distT="0" distB="0" distL="114300" distR="114300" simplePos="0" relativeHeight="251668480" behindDoc="0" locked="0" layoutInCell="1" allowOverlap="1" wp14:anchorId="4552C39A" wp14:editId="5E2735FB">
             <wp:simplePos x="0" y="0"/>
             <wp:positionH relativeFrom="margin">
               <wp:align>center</wp:align>
@@ -2890,7 +2890,13 @@
             <wp:extent cx="4679950" cy="2631440"/>
             <wp:effectExtent l="0" t="0" r="6350" b="0"/>
             <wp:wrapNone/>
-            <wp:docPr id="4" name="Imagen 4"/>
+            <wp:docPr id="4" name="Imagen 4">
+              <a:extLst xmlns:a="http://schemas.openxmlformats.org/drawingml/2006/main">
+                <a:ext uri="{C183D7F6-B498-43B3-948B-1728B52AA6E4}">
+                  <adec:decorative xmlns:adec="http://schemas.microsoft.com/office/drawing/2017/decorative" val="1"/>
+                </a:ext>
+              </a:extLst>
+            </wp:docPr>
             <wp:cNvGraphicFramePr>
               <a:graphicFrameLocks xmlns:a="http://schemas.openxmlformats.org/drawingml/2006/main" noChangeAspect="1"/>
             </wp:cNvGraphicFramePr>
@@ -5003,8 +5009,6 @@
           <w:lang w:val="es-419" w:eastAsia="es-CO"/>
         </w:rPr>
       </w:pPr>
-      <w:bookmarkStart w:id="6" w:name="_GoBack"/>
-      <w:bookmarkEnd w:id="6"/>
       <w:r>
         <w:rPr>
           <w:b/>
@@ -5722,11 +5726,11 @@
       <w:pPr>
         <w:pStyle w:val="Ttulo2"/>
       </w:pPr>
-      <w:bookmarkStart w:id="7" w:name="_Toc241235422"/>
+      <w:bookmarkStart w:id="6" w:name="_Toc241235422"/>
       <w:r>
         <w:t>Cuadro de mando, escenarios e información gerencial</w:t>
       </w:r>
-      <w:bookmarkEnd w:id="7"/>
+      <w:bookmarkEnd w:id="6"/>
     </w:p>
     <w:p>
       <w:pPr>
@@ -5929,7 +5933,32 @@
         <w:rPr>
           <w:lang w:val="es-419" w:eastAsia="es-CO"/>
         </w:rPr>
-        <w:t>esponde a cómo perciben la empresa sus propietarios y se expresa en sostenibilidad financiera y generación de utilidades. Indicador frecuente: rentabilidad sobre el patrimonio o crecimiento de los ingresos frente al periodo anterior.</w:t>
+        <w:t xml:space="preserve">esponde a cómo perciben la empresa sus propietarios y se expresa en sostenibilidad financiera y generación de utilidades. </w:t>
+      </w:r>
+    </w:p>
+    <w:p>
+      <w:pPr>
+        <w:pStyle w:val="Prrafodelista"/>
+        <w:numPr>
+          <w:ilvl w:val="0"/>
+          <w:numId w:val="19"/>
+        </w:numPr>
+        <w:rPr>
+          <w:lang w:val="es-419" w:eastAsia="es-CO"/>
+        </w:rPr>
+      </w:pPr>
+      <w:r>
+        <w:rPr>
+          <w:b/>
+          <w:lang w:val="es-419" w:eastAsia="es-CO"/>
+        </w:rPr>
+        <w:t>Indicador frecuente</w:t>
+      </w:r>
+      <w:r>
+        <w:rPr>
+          <w:lang w:val="es-419" w:eastAsia="es-CO"/>
+        </w:rPr>
+        <w:t>: rentabilidad sobre el patrimonio o crecimiento de los ingresos frente al periodo anterior.</w:t>
       </w:r>
     </w:p>
     <w:p>
@@ -6314,11 +6343,11 @@
         <w:lastRenderedPageBreak/>
         <w:t xml:space="preserve"> </w:t>
       </w:r>
-      <w:bookmarkStart w:id="8" w:name="_Toc241235423"/>
+      <w:bookmarkStart w:id="7" w:name="_Toc241235423"/>
       <w:r>
         <w:t>Herramientas cuantitativas para comparar alternativas</w:t>
       </w:r>
-      <w:bookmarkEnd w:id="8"/>
+      <w:bookmarkEnd w:id="7"/>
     </w:p>
     <w:p>
       <w:pPr>
@@ -6376,12 +6405,12 @@
       <w:pPr>
         <w:pStyle w:val="Ttulo2"/>
       </w:pPr>
-      <w:bookmarkStart w:id="9" w:name="_Toc241235424"/>
+      <w:bookmarkStart w:id="8" w:name="_Toc241235424"/>
       <w:r>
         <w:lastRenderedPageBreak/>
         <w:t>Análisis costo-beneficio</w:t>
       </w:r>
-      <w:bookmarkEnd w:id="9"/>
+      <w:bookmarkEnd w:id="8"/>
     </w:p>
     <w:p>
       <w:pPr>
@@ -6883,12 +6912,12 @@
       <w:pPr>
         <w:pStyle w:val="Ttulo2"/>
       </w:pPr>
-      <w:bookmarkStart w:id="10" w:name="_Toc241235425"/>
+      <w:bookmarkStart w:id="9" w:name="_Toc241235425"/>
       <w:r>
         <w:lastRenderedPageBreak/>
         <w:t>Árboles de decisión</w:t>
       </w:r>
-      <w:bookmarkEnd w:id="10"/>
+      <w:bookmarkEnd w:id="9"/>
     </w:p>
     <w:p>
       <w:pPr>
@@ -7522,11 +7551,11 @@
       <w:pPr>
         <w:pStyle w:val="Ttulo2"/>
       </w:pPr>
-      <w:bookmarkStart w:id="11" w:name="_Toc241235426"/>
+      <w:bookmarkStart w:id="10" w:name="_Toc241235426"/>
       <w:r>
         <w:t>Matriz de ponderación multicriterio</w:t>
       </w:r>
-      <w:bookmarkEnd w:id="11"/>
+      <w:bookmarkEnd w:id="10"/>
     </w:p>
     <w:p>
       <w:pPr>
@@ -8944,12 +8973,12 @@
       <w:pPr>
         <w:pStyle w:val="Ttulo1"/>
       </w:pPr>
-      <w:bookmarkStart w:id="12" w:name="_Toc241235427"/>
+      <w:bookmarkStart w:id="11" w:name="_Toc241235427"/>
       <w:r>
         <w:lastRenderedPageBreak/>
         <w:t>Seguimiento de la decisión en la estructura organizacional</w:t>
       </w:r>
-      <w:bookmarkEnd w:id="12"/>
+      <w:bookmarkEnd w:id="11"/>
     </w:p>
     <w:p>
       <w:pPr>
@@ -9007,12 +9036,12 @@
       <w:pPr>
         <w:pStyle w:val="Ttulo2"/>
       </w:pPr>
-      <w:bookmarkStart w:id="13" w:name="_Toc241235428"/>
+      <w:bookmarkStart w:id="12" w:name="_Toc241235428"/>
       <w:r>
         <w:lastRenderedPageBreak/>
         <w:t>Seguimiento, evaluación e indicadores de las decisiones</w:t>
       </w:r>
-      <w:bookmarkEnd w:id="13"/>
+      <w:bookmarkEnd w:id="12"/>
     </w:p>
     <w:p>
       <w:pPr>
@@ -9905,11 +9934,11 @@
       <w:pPr>
         <w:pStyle w:val="Ttulo2"/>
       </w:pPr>
-      <w:bookmarkStart w:id="14" w:name="_Toc241235429"/>
+      <w:bookmarkStart w:id="13" w:name="_Toc241235429"/>
       <w:r>
         <w:t>Almacenamiento de la información para la decisión</w:t>
       </w:r>
-      <w:bookmarkEnd w:id="14"/>
+      <w:bookmarkEnd w:id="13"/>
     </w:p>
     <w:p>
       <w:pPr>
@@ -10265,12 +10294,14 @@
       <w:pPr>
         <w:pStyle w:val="Ttulo2"/>
       </w:pPr>
-      <w:bookmarkStart w:id="15" w:name="_Toc241235430"/>
+      <w:bookmarkStart w:id="14" w:name="_Toc241235430"/>
+      <w:bookmarkStart w:id="15" w:name="_GoBack"/>
+      <w:bookmarkEnd w:id="15"/>
       <w:r>
         <w:lastRenderedPageBreak/>
         <w:t>Formatos usados en el proceso de decisión</w:t>
       </w:r>
-      <w:bookmarkEnd w:id="15"/>
+      <w:bookmarkEnd w:id="14"/>
     </w:p>
     <w:p>
       <w:pPr>
@@ -10529,11 +10560,13 @@
     <w:p>
       <w:pPr>
         <w:rPr>
-          <w:lang w:val="es-419" w:eastAsia="es-CO"/>
-        </w:rPr>
-      </w:pPr>
-      <w:r>
-        <w:rPr>
+          <w:b/>
+          <w:lang w:val="es-419" w:eastAsia="es-CO"/>
+        </w:rPr>
+      </w:pPr>
+      <w:r>
+        <w:rPr>
+          <w:b/>
           <w:lang w:val="es-419" w:eastAsia="es-CO"/>
         </w:rPr>
         <w:t>Formato decisión</w:t>
@@ -10561,33 +10594,61 @@
         <w:rPr>
           <w:lang w:val="es-419" w:eastAsia="es-CO"/>
         </w:rPr>
-        <w:t>partiendo de lo anterior, se invita a que acceda al siguiente documento: Anexo_01_Formatos_Decision, ubicado en la carpeta anexos.</w:t>
-      </w:r>
-    </w:p>
-    <w:p>
-      <w:pPr>
-        <w:rPr>
-          <w:lang w:val="es-419" w:eastAsia="es-CO"/>
-        </w:rPr>
-      </w:pPr>
-      <w:r>
-        <w:rPr>
-          <w:lang w:val="es-419" w:eastAsia="es-CO"/>
-        </w:rPr>
-        <w:t>Matriz de priorización</w:t>
-      </w:r>
-    </w:p>
-    <w:p>
-      <w:pPr>
-        <w:rPr>
-          <w:lang w:val="es-419" w:eastAsia="es-CO"/>
-        </w:rPr>
-      </w:pPr>
-      <w:r>
-        <w:rPr>
-          <w:lang w:val="es-419" w:eastAsia="es-CO"/>
-        </w:rPr>
-        <w:t>Para ordenar varias opciones antes de decidir, se recomienda descargar la matriz de priorización incluida en el Anexo 01 y diligenciarla con un caso propio</w:t>
+        <w:t xml:space="preserve">partiendo de lo anterior, se invita a que acceda al siguiente documento: </w:t>
+      </w:r>
+      <w:r>
+        <w:rPr>
+          <w:b/>
+          <w:lang w:val="es-419" w:eastAsia="es-CO"/>
+        </w:rPr>
+        <w:t>Anexo_01_Formatos_Decision</w:t>
+      </w:r>
+      <w:r>
+        <w:rPr>
+          <w:lang w:val="es-419" w:eastAsia="es-CO"/>
+        </w:rPr>
+        <w:t>, ubicado en la carpeta anexos.</w:t>
+      </w:r>
+    </w:p>
+    <w:p>
+      <w:pPr>
+        <w:rPr>
+          <w:lang w:val="es-419" w:eastAsia="es-CO"/>
+        </w:rPr>
+      </w:pPr>
+      <w:r>
+        <w:rPr>
+          <w:lang w:val="es-419" w:eastAsia="es-CO"/>
+        </w:rPr>
+        <w:t>Tres formatos oficiales de acceso libre complementan el anexo y se descargan desde el sitio de la entidad que los publica:</w:t>
+      </w:r>
+    </w:p>
+    <w:p>
+      <w:pPr>
+        <w:rPr>
+          <w:b/>
+          <w:lang w:val="es-419" w:eastAsia="es-CO"/>
+        </w:rPr>
+      </w:pPr>
+      <w:r>
+        <w:rPr>
+          <w:b/>
+          <w:lang w:val="es-419" w:eastAsia="es-CO"/>
+        </w:rPr>
+        <w:t>Guía de indicadores</w:t>
+      </w:r>
+    </w:p>
+    <w:p>
+      <w:pPr>
+        <w:rPr>
+          <w:lang w:val="es-419" w:eastAsia="es-CO"/>
+        </w:rPr>
+      </w:pPr>
+      <w:r>
+        <w:rPr>
+          <w:lang w:val="es-419" w:eastAsia="es-CO"/>
+        </w:rPr>
+        <w:t>Para medir el avance de una decisión, se recomienda descargar la guía de indicadores de Función Pública y construir la hoja de vida de un indicador</w:t>
       </w:r>
       <w:r>
         <w:rPr>
@@ -10599,201 +10660,175 @@
         <w:rPr>
           <w:lang w:val="es-419" w:eastAsia="es-CO"/>
         </w:rPr>
+        <w:t xml:space="preserve">partiendo de </w:t>
+      </w:r>
+      <w:r>
+        <w:rPr>
+          <w:lang w:val="es-419" w:eastAsia="es-CO"/>
+        </w:rPr>
+        <w:lastRenderedPageBreak/>
+        <w:t xml:space="preserve">lo anterior, se invita a que acceda al siguiente documento: </w:t>
+      </w:r>
+      <w:r>
+        <w:rPr>
+          <w:b/>
+          <w:lang w:val="es-419" w:eastAsia="es-CO"/>
+        </w:rPr>
+        <w:t>Anexo_02_GuiaIndicadoresGestionV3Noviembre2015</w:t>
+      </w:r>
+      <w:r>
+        <w:rPr>
+          <w:lang w:val="es-419" w:eastAsia="es-CO"/>
+        </w:rPr>
+        <w:t>, ubicado en la carpeta anexos.</w:t>
+      </w:r>
+    </w:p>
+    <w:p>
+      <w:pPr>
+        <w:rPr>
+          <w:b/>
+          <w:lang w:val="es-419" w:eastAsia="es-CO"/>
+        </w:rPr>
+      </w:pPr>
+      <w:r>
+        <w:rPr>
+          <w:b/>
+          <w:lang w:val="es-419" w:eastAsia="es-CO"/>
+        </w:rPr>
+        <w:t>Formato de tabla de retención</w:t>
+      </w:r>
+    </w:p>
+    <w:p>
+      <w:pPr>
+        <w:rPr>
+          <w:lang w:val="es-419" w:eastAsia="es-CO"/>
+        </w:rPr>
+      </w:pPr>
+      <w:r>
+        <w:rPr>
+          <w:lang w:val="es-419" w:eastAsia="es-CO"/>
+        </w:rPr>
+        <w:t>Para definir cuánto tiempo se conserva cada documento, se recomienda descargar el formato de tabla de retención documental del Archivo General de la Nación</w:t>
+      </w:r>
+      <w:r>
+        <w:rPr>
+          <w:lang w:val="es-419" w:eastAsia="es-CO"/>
+        </w:rPr>
+        <w:t xml:space="preserve">, </w:t>
+      </w:r>
+      <w:r>
+        <w:rPr>
+          <w:lang w:val="es-419" w:eastAsia="es-CO"/>
+        </w:rPr>
         <w:t xml:space="preserve">partiendo de lo anterior, se invita a que acceda al siguiente documento: </w:t>
       </w:r>
       <w:r>
         <w:rPr>
-          <w:lang w:val="es-419" w:eastAsia="es-CO"/>
-        </w:rPr>
-        <w:t>Anexo_01_Formatos_Decision</w:t>
-      </w:r>
-      <w:r>
-        <w:rPr>
-          <w:lang w:val="es-419" w:eastAsia="es-CO"/>
-        </w:rPr>
-        <w:t>, ubicado</w:t>
-      </w:r>
-      <w:r>
-        <w:rPr>
-          <w:lang w:val="es-419" w:eastAsia="es-CO"/>
-        </w:rPr>
-        <w:t xml:space="preserve"> en la carpeta anexos.</w:t>
-      </w:r>
-      <w:r>
-        <w:rPr>
-          <w:lang w:val="es-419" w:eastAsia="es-CO"/>
-        </w:rPr>
-        <w:t xml:space="preserve"> </w:t>
-      </w:r>
-    </w:p>
-    <w:p>
-      <w:pPr>
-        <w:rPr>
-          <w:lang w:val="es-419" w:eastAsia="es-CO"/>
-        </w:rPr>
-      </w:pPr>
-    </w:p>
-    <w:p>
-      <w:pPr>
-        <w:rPr>
-          <w:lang w:val="es-419" w:eastAsia="es-CO"/>
-        </w:rPr>
-      </w:pPr>
-      <w:r>
-        <w:rPr>
-          <w:lang w:val="es-419" w:eastAsia="es-CO"/>
-        </w:rPr>
+          <w:b/>
+          <w:lang w:val="es-419" w:eastAsia="es-CO"/>
+        </w:rPr>
+        <w:t>Anexo_03_Formatotablasretenciondocumental</w:t>
+      </w:r>
+      <w:r>
+        <w:rPr>
+          <w:lang w:val="es-419" w:eastAsia="es-CO"/>
+        </w:rPr>
+        <w:t>, ubicado en la carpeta anexos.</w:t>
+      </w:r>
+    </w:p>
+    <w:p>
+      <w:pPr>
+        <w:rPr>
+          <w:b/>
+          <w:lang w:val="es-419" w:eastAsia="es-CO"/>
+        </w:rPr>
+      </w:pPr>
+      <w:r>
+        <w:rPr>
+          <w:b/>
+          <w:lang w:val="es-419" w:eastAsia="es-CO"/>
+        </w:rPr>
+        <w:t>Formato de inventario</w:t>
+      </w:r>
+    </w:p>
+    <w:p>
+      <w:pPr>
+        <w:rPr>
+          <w:lang w:val="es-419" w:eastAsia="es-CO"/>
+        </w:rPr>
+      </w:pPr>
+      <w:r>
+        <w:rPr>
+          <w:lang w:val="es-419" w:eastAsia="es-CO"/>
+        </w:rPr>
+        <w:t>Para registrar los documentos que respaldan una decisión, se recomienda descargar el formato único de inventario documental del Archivo General de la Nación</w:t>
+      </w:r>
+      <w:r>
+        <w:rPr>
+          <w:lang w:val="es-419" w:eastAsia="es-CO"/>
+        </w:rPr>
+        <w:t xml:space="preserve">, </w:t>
+      </w:r>
+      <w:r>
+        <w:rPr>
+          <w:lang w:val="es-419" w:eastAsia="es-CO"/>
+        </w:rPr>
+        <w:t xml:space="preserve">partiendo de lo anterior, se invita a que acceda al siguiente documento: </w:t>
+      </w:r>
+      <w:r>
+        <w:rPr>
+          <w:b/>
+          <w:lang w:val="es-419" w:eastAsia="es-CO"/>
+        </w:rPr>
+        <w:t>Anexo_04_Formatounicoinventariodocumental</w:t>
+      </w:r>
+      <w:r>
+        <w:rPr>
+          <w:lang w:val="es-419" w:eastAsia="es-CO"/>
+        </w:rPr>
+        <w:t>, ubicado en la carpeta anexos.</w:t>
+      </w:r>
+    </w:p>
+    <w:p>
+      <w:pPr>
+        <w:rPr>
+          <w:lang w:val="es-419" w:eastAsia="es-CO"/>
+        </w:rPr>
+      </w:pPr>
+      <w:r>
+        <w:rPr>
+          <w:lang w:val="es-419" w:eastAsia="es-CO"/>
+        </w:rPr>
+        <w:t>Diligenciar los formatos con una decisión real de la empresa convierte la lectura en práctica. Una vez completados, la tabla y la matriz sustentan la elección, el acta la deja por escrito y la ficha y el informe la vuelven medible, con lo que el ciclo completo queda documentado.</w:t>
+      </w:r>
+    </w:p>
+    <w:p>
+      <w:pPr>
+        <w:rPr>
+          <w:lang w:val="es-419" w:eastAsia="es-CO"/>
+        </w:rPr>
+      </w:pPr>
+      <w:r>
+        <w:rPr>
+          <w:lang w:val="es-419" w:eastAsia="es-CO"/>
+        </w:rPr>
+        <w:t>Con indicadores definidos, información conservada y formatos acordados, la organización dispone de lo necesario para saber cómo va cada decisión. Falta que esa información regrese a quien puede actuar sobre ella y produzca ajustes a tiempo, que es la función de los mecanismos que se examinan a continuación.</w:t>
+      </w:r>
+    </w:p>
+    <w:p>
+      <w:pPr>
+        <w:rPr>
+          <w:lang w:val="es-419" w:eastAsia="es-CO"/>
+        </w:rPr>
+      </w:pPr>
+    </w:p>
+    <w:p>
+      <w:pPr>
+        <w:pStyle w:val="Ttulo2"/>
+      </w:pPr>
+      <w:bookmarkStart w:id="16" w:name="_Toc241235431"/>
+      <w:r>
         <w:lastRenderedPageBreak/>
-        <w:t>Guía de indicadores</w:t>
-      </w:r>
-    </w:p>
-    <w:p>
-      <w:pPr>
-        <w:rPr>
-          <w:lang w:val="es-419" w:eastAsia="es-CO"/>
-        </w:rPr>
-      </w:pPr>
-      <w:r>
-        <w:rPr>
-          <w:lang w:val="es-419" w:eastAsia="es-CO"/>
-        </w:rPr>
-        <w:t>Para medir el avance de una decisión, se recomienda descargar la guía de indicadores de Función Pública y construir la hoja de vida de un indicador</w:t>
-      </w:r>
-      <w:r>
-        <w:rPr>
-          <w:lang w:val="es-419" w:eastAsia="es-CO"/>
-        </w:rPr>
-        <w:t xml:space="preserve">, </w:t>
-      </w:r>
-      <w:r>
-        <w:rPr>
-          <w:lang w:val="es-419" w:eastAsia="es-CO"/>
-        </w:rPr>
-        <w:t>partiendo de lo anterior, se invita a que acceda al siguiente documento: Anexo_02_GuiaIndicadoresGestionV3Noviembre2015, ubicado en la carpeta anexos.</w:t>
-      </w:r>
-    </w:p>
-    <w:p>
-      <w:pPr>
-        <w:rPr>
-          <w:lang w:val="es-419" w:eastAsia="es-CO"/>
-        </w:rPr>
-      </w:pPr>
-      <w:r>
-        <w:rPr>
-          <w:lang w:val="es-419" w:eastAsia="es-CO"/>
-        </w:rPr>
-        <w:t>Formato de tabla de retención</w:t>
-      </w:r>
-    </w:p>
-    <w:p>
-      <w:pPr>
-        <w:rPr>
-          <w:lang w:val="es-419" w:eastAsia="es-CO"/>
-        </w:rPr>
-      </w:pPr>
-      <w:r>
-        <w:rPr>
-          <w:lang w:val="es-419" w:eastAsia="es-CO"/>
-        </w:rPr>
-        <w:t>Para definir cuánto tiempo se conserva cada documento, se recomienda descargar el formato de tabla de retención documental del Archivo General de la Nación</w:t>
-      </w:r>
-      <w:r>
-        <w:rPr>
-          <w:lang w:val="es-419" w:eastAsia="es-CO"/>
-        </w:rPr>
-        <w:t xml:space="preserve">, </w:t>
-      </w:r>
-      <w:r>
-        <w:rPr>
-          <w:lang w:val="es-419" w:eastAsia="es-CO"/>
-        </w:rPr>
-        <w:t>partiendo de lo anterior, se invita a que acceda al siguiente documento: Anexo_03_Formatotablasretenciondocumental, ubicado en la carpeta anexos.</w:t>
-      </w:r>
-    </w:p>
-    <w:p>
-      <w:pPr>
-        <w:rPr>
-          <w:lang w:val="es-419" w:eastAsia="es-CO"/>
-        </w:rPr>
-      </w:pPr>
-      <w:r>
-        <w:rPr>
-          <w:lang w:val="es-419" w:eastAsia="es-CO"/>
-        </w:rPr>
-        <w:t>Formato de inventario</w:t>
-      </w:r>
-    </w:p>
-    <w:p>
-      <w:pPr>
-        <w:rPr>
-          <w:lang w:val="es-419" w:eastAsia="es-CO"/>
-        </w:rPr>
-      </w:pPr>
-      <w:r>
-        <w:rPr>
-          <w:lang w:val="es-419" w:eastAsia="es-CO"/>
-        </w:rPr>
-        <w:t>Para registrar los documentos que respaldan una decisión, se recomienda descargar el formato único de inventario documental del Archivo General de la Nación</w:t>
-      </w:r>
-      <w:r>
-        <w:rPr>
-          <w:lang w:val="es-419" w:eastAsia="es-CO"/>
-        </w:rPr>
-        <w:t xml:space="preserve">, </w:t>
-      </w:r>
-      <w:r>
-        <w:rPr>
-          <w:lang w:val="es-419" w:eastAsia="es-CO"/>
-        </w:rPr>
-        <w:t>partiendo de lo anterior, se invita a que acceda al siguiente documento: Anexo_04_Formatounicoinventariodocumental, ubicado en la carpeta anexos.</w:t>
-      </w:r>
-    </w:p>
-    <w:p>
-      <w:pPr>
-        <w:rPr>
-          <w:lang w:val="es-419" w:eastAsia="es-CO"/>
-        </w:rPr>
-      </w:pPr>
-      <w:r>
-        <w:rPr>
-          <w:lang w:val="es-419" w:eastAsia="es-CO"/>
-        </w:rPr>
-        <w:t>Diligenciar los formatos con una decisión real de la empresa convierte la lectura en práctica. Una vez completados, la tabla y la matriz sustentan la elección, el acta la deja por escrito y la ficha y el informe la vuelven medible, con lo que el ciclo completo queda documentado.</w:t>
-      </w:r>
-    </w:p>
-    <w:p>
-      <w:pPr>
-        <w:rPr>
-          <w:lang w:val="es-419" w:eastAsia="es-CO"/>
-        </w:rPr>
-      </w:pPr>
-      <w:r>
-        <w:rPr>
-          <w:lang w:val="es-419" w:eastAsia="es-CO"/>
-        </w:rPr>
-        <w:t xml:space="preserve">Con indicadores definidos, información conservada y formatos acordados, la organización dispone de lo necesario para saber cómo va cada decisión. Falta que esa </w:t>
-      </w:r>
-      <w:r>
-        <w:rPr>
-          <w:lang w:val="es-419" w:eastAsia="es-CO"/>
-        </w:rPr>
-        <w:lastRenderedPageBreak/>
-        <w:t>información regrese a quien puede actuar sobre ella y produzca ajustes a tiempo, que es la función de los mecanismos que se examinan a continuación.</w:t>
-      </w:r>
-    </w:p>
-    <w:p>
-      <w:pPr>
-        <w:rPr>
-          <w:lang w:val="es-419" w:eastAsia="es-CO"/>
-        </w:rPr>
-      </w:pPr>
-    </w:p>
-    <w:p>
-      <w:pPr>
-        <w:pStyle w:val="Ttulo2"/>
-      </w:pPr>
-      <w:bookmarkStart w:id="16" w:name="_Toc241235431"/>
-      <w:r>
         <w:t>Mecanismos de retroalimentación y ajuste</w:t>
       </w:r>
       <w:bookmarkEnd w:id="16"/>
@@ -10847,14 +10882,7 @@
         <w:rPr>
           <w:lang w:val="es-419" w:eastAsia="es-CO"/>
         </w:rPr>
-        <w:t xml:space="preserve">Los mecanismos de retroalimentación se diferencian por su periodicidad, por quién participa y por el tipo de ajuste que pueden desencadenar. Una organización pequeña no necesita todos, pero sí conviene que reconozca cuál cumple cada función. </w:t>
-      </w:r>
-      <w:r>
-        <w:rPr>
-          <w:lang w:val="es-419" w:eastAsia="es-CO"/>
-        </w:rPr>
-        <w:lastRenderedPageBreak/>
-        <w:t>Cuatro mecanismos concentran la práctica gerencial y se describen a continuación con la señal que activa cada uno:</w:t>
+        <w:t>Los mecanismos de retroalimentación se diferencian por su periodicidad, por quién participa y por el tipo de ajuste que pueden desencadenar. Una organización pequeña no necesita todos, pero sí conviene que reconozca cuál cumple cada función. Cuatro mecanismos concentran la práctica gerencial y se describen a continuación con la señal que activa cada uno:</w:t>
       </w:r>
     </w:p>
     <w:p>
@@ -10873,6 +10901,7 @@
           <w:b/>
           <w:lang w:val="es-419" w:eastAsia="es-CO"/>
         </w:rPr>
+        <w:lastRenderedPageBreak/>
         <w:t>Comité de seguimiento</w:t>
       </w:r>
       <w:r>
@@ -11004,14 +11033,14 @@
         <w:rPr>
           <w:lang w:val="es-419" w:eastAsia="es-CO"/>
         </w:rPr>
-        <w:t xml:space="preserve">El ajuste que sigue a la retroalimentación puede ir desde modificaciones menores en el plan de implementación hasta replantear la alternativa elegida cuando el contexto </w:t>
+        <w:t xml:space="preserve">El ajuste que sigue a la retroalimentación puede ir desde modificaciones menores en el plan de implementación hasta replantear la alternativa elegida cuando el contexto cambió de manera sustancial. Reconocer la necesidad de ajuste y actuar con </w:t>
       </w:r>
       <w:r>
         <w:rPr>
           <w:lang w:val="es-419" w:eastAsia="es-CO"/>
         </w:rPr>
         <w:lastRenderedPageBreak/>
-        <w:t>cambió de manera sustancial. Reconocer la necesidad de ajuste y actuar con oportunidad, sin caer en la parálisis ni en el voluntarismo, es una de las expresiones más claras del liderazgo gerencial maduro.</w:t>
+        <w:t>oportunidad, sin caer en la parálisis ni en el voluntarismo, es una de las expresiones más claras del liderazgo gerencial maduro.</w:t>
       </w:r>
     </w:p>
     <w:p>
@@ -11150,8 +11179,14 @@
         <w:rPr>
           <w:lang w:val="es-419" w:eastAsia="es-CO"/>
         </w:rPr>
+        <w:t xml:space="preserve">Los mecanismos ordenan la información, pero no ejecutan por sí solos los ajustes. Para que las decisiones y sus correcciones se lleven a la práctica hacen falta </w:t>
+      </w:r>
+      <w:r>
+        <w:rPr>
+          <w:lang w:val="es-419" w:eastAsia="es-CO"/>
+        </w:rPr>
         <w:lastRenderedPageBreak/>
-        <w:t>Los mecanismos ordenan la información, pero no ejecutan por sí solos los ajustes. Para que las decisiones y sus correcciones se lleven a la práctica hacen falta personas que movilicen recursos y equipos que asuman lo decidido. Ese liderazgo, encargado de conducir al equipo durante la implementación, es el tema que se desarrolla a continuación.</w:t>
+        <w:t>personas que movilicen recursos y equipos que asuman lo decidido. Ese liderazgo, encargado de conducir al equipo durante la implementación, es el tema que se desarrolla a continuación.</w:t>
       </w:r>
     </w:p>
     <w:p>
@@ -11227,8 +11262,14 @@
         <w:rPr>
           <w:lang w:val="es-419" w:eastAsia="es-CO"/>
         </w:rPr>
+        <w:t xml:space="preserve">Conducir un equipo durante la implementación exige cuatro responsabilidades que el líder ejerce desde el momento en que la decisión se comunica hasta que el resultado se comprueba. Ninguna puede delegarse por completo, aunque todas se </w:t>
+      </w:r>
+      <w:r>
+        <w:rPr>
+          <w:lang w:val="es-419" w:eastAsia="es-CO"/>
+        </w:rPr>
         <w:lastRenderedPageBreak/>
-        <w:t>Conducir un equipo durante la implementación exige cuatro responsabilidades que el líder ejerce desde el momento en que la decisión se comunica hasta que el resultado se comprueba. Ninguna puede delegarse por completo, aunque todas se apoyan en el equipo. Se describen a continuación con la práctica que las hace visibles en el trabajo diario:</w:t>
+        <w:t>apoyan en el equipo. Se describen a continuación con la práctica que las hace visibles en el trabajo diario:</w:t>
       </w:r>
     </w:p>
     <w:p>
@@ -11365,26 +11406,20 @@
         <w:rPr>
           <w:lang w:val="es-419" w:eastAsia="es-CO"/>
         </w:rPr>
-        <w:t xml:space="preserve">Las cuatro responsabilidades operan juntas. Movilizar recursos sin asignar roles produce desorden, asignar roles sin sostener la comunicación produce silencio y todo lo </w:t>
-      </w:r>
+        <w:t>Las cuatro responsabilidades operan juntas. Movilizar recursos sin asignar roles produce desorden, asignar roles sin sostener la comunicación produce silencio y todo lo anterior sin gestionar la resistencia produce un equipo que cumple sin convicción. Comunicar la decisión con claridad y respeto es la condición que las hace posibles, y la forma de hacerlo se desarrolla en el tema de comunicación de la decisión.</w:t>
+      </w:r>
+    </w:p>
+    <w:p>
+      <w:pPr>
+        <w:rPr>
+          <w:lang w:val="es-419" w:eastAsia="es-CO"/>
+        </w:rPr>
+      </w:pPr>
       <w:r>
         <w:rPr>
           <w:lang w:val="es-419" w:eastAsia="es-CO"/>
         </w:rPr>
         <w:lastRenderedPageBreak/>
-        <w:t>anterior sin gestionar la resistencia produce un equipo que cumple sin convicción. Comunicar la decisión con claridad y respeto es la condición que las hace posibles, y la forma de hacerlo se desarrolla en el tema de comunicación de la decisión.</w:t>
-      </w:r>
-    </w:p>
-    <w:p>
-      <w:pPr>
-        <w:rPr>
-          <w:lang w:val="es-419" w:eastAsia="es-CO"/>
-        </w:rPr>
-      </w:pPr>
-      <w:r>
-        <w:rPr>
-          <w:lang w:val="es-419" w:eastAsia="es-CO"/>
-        </w:rPr>
         <w:t>Una decisión bien tomada y mal conducida produce el mismo resultado que una mala decisión. El liderazgo en la implementación es lo que convierte el acta en hechos.</w:t>
       </w:r>
     </w:p>
@@ -11504,26 +11539,20 @@
         <w:rPr>
           <w:lang w:val="es-419" w:eastAsia="es-CO"/>
         </w:rPr>
-        <w:t xml:space="preserve">urante los seis meses de transición, la gerente sostuvo una reunión quincenal de quince minutos </w:t>
-      </w:r>
+        <w:t>urante los seis meses de transición, la gerente sostuvo una reunión quincenal de quince minutos con cada equipo y un canal de mensajería para dudas. Los rumores sobre despidos se desmintieron el mismo día que aparecieron y nadie renunció.</w:t>
+      </w:r>
+    </w:p>
+    <w:p>
+      <w:pPr>
+        <w:rPr>
+          <w:lang w:val="es-419" w:eastAsia="es-CO"/>
+        </w:rPr>
+      </w:pPr>
       <w:r>
         <w:rPr>
           <w:lang w:val="es-419" w:eastAsia="es-CO"/>
         </w:rPr>
         <w:lastRenderedPageBreak/>
-        <w:t>con cada equipo y un canal de mensajería para dudas. Los rumores sobre despidos se desmintieron el mismo día que aparecieron y nadie renunció.</w:t>
-      </w:r>
-    </w:p>
-    <w:p>
-      <w:pPr>
-        <w:rPr>
-          <w:lang w:val="es-419" w:eastAsia="es-CO"/>
-        </w:rPr>
-      </w:pPr>
-      <w:r>
-        <w:rPr>
-          <w:lang w:val="es-419" w:eastAsia="es-CO"/>
-        </w:rPr>
         <w:t>En los cuatro casos la decisión era la misma antes y después del liderazgo; lo que cambió fue la forma de conducir al equipo. El resultado dependió de que el líder asumiera sus cuatro responsabilidades y no solo de que la alternativa elegida fuera correcta.</w:t>
       </w:r>
     </w:p>
@@ -11882,6 +11911,12 @@
         <w:rPr>
           <w:lang w:val="es-419" w:eastAsia="es-CO"/>
         </w:rPr>
+        <w:t>e</w:t>
+      </w:r>
+      <w:r>
+        <w:rPr>
+          <w:lang w:val="es-419" w:eastAsia="es-CO"/>
+        </w:rPr>
         <w:t>l analítico decide tras examinar la información, el visionario decide desde la intuición y la imagen de futuro, y el pragmático aprende actuando y ajusta sobre la marcha. Situación adecuada: reconocer el propio estilo para compensarlo cuando la decisión exige otro.</w:t>
       </w:r>
     </w:p>
@@ -12756,13 +12791,7 @@
         <w:rPr>
           <w:lang w:val="es-419" w:eastAsia="es-CO"/>
         </w:rPr>
-        <w:t>: l</w:t>
-      </w:r>
-      <w:r>
-        <w:rPr>
-          <w:lang w:val="es-419" w:eastAsia="es-CO"/>
-        </w:rPr>
-        <w:t xml:space="preserve">a gerencia aplicó </w:t>
+        <w:t xml:space="preserve">: la gerencia aplicó </w:t>
       </w:r>
       <w:proofErr w:type="spellStart"/>
       <w:r>
@@ -12815,13 +12844,7 @@
         <w:rPr>
           <w:lang w:val="es-419" w:eastAsia="es-CO"/>
         </w:rPr>
-        <w:t>: l</w:t>
-      </w:r>
-      <w:r>
-        <w:rPr>
-          <w:lang w:val="es-419" w:eastAsia="es-CO"/>
-        </w:rPr>
-        <w:t>os socios vivían en tres ciudades y la decisión se tomó por Delphi en dos rondas. Sin la presión de la reunión presencial, el socio más joven señaló un problema de acceso vial que los mayores no habían considerado, y la ubicación cambió.</w:t>
+        <w:t>: los socios vivían en tres ciudades y la decisión se tomó por Delphi en dos rondas. Sin la presión de la reunión presencial, el socio más joven señaló un problema de acceso vial que los mayores no habían considerado, y la ubicación cambió.</w:t>
       </w:r>
     </w:p>
     <w:p>
@@ -12840,26 +12863,13 @@
           <w:b/>
           <w:lang w:val="es-419" w:eastAsia="es-CO"/>
         </w:rPr>
-        <w:t>Rediseño del servicio al cliente en una clínica</w:t>
-      </w:r>
-      <w:r>
-        <w:rPr>
-          <w:b/>
-          <w:lang w:val="es-419" w:eastAsia="es-CO"/>
-        </w:rPr>
-        <w:t>:</w:t>
-      </w:r>
-      <w:r>
-        <w:rPr>
-          <w:lang w:val="es-419" w:eastAsia="es-CO"/>
-        </w:rPr>
-        <w:t xml:space="preserve"> c</w:t>
-      </w:r>
-      <w:r>
-        <w:rPr>
-          <w:lang w:val="es-419" w:eastAsia="es-CO"/>
-        </w:rPr>
-        <w:t>on el grupo nominal, recepcionistas, enfermeras y administrativos escribieron en silencio los problemas de atención y los votaron. La espera en admisiones, que la gerencia no tenía en su lista, quedó de primera y se resolvió en un mes.</w:t>
+        <w:t>Rediseño del servicio al cliente en una clínica:</w:t>
+      </w:r>
+      <w:r>
+        <w:rPr>
+          <w:lang w:val="es-419" w:eastAsia="es-CO"/>
+        </w:rPr>
+        <w:t xml:space="preserve"> con el grupo nominal, recepcionistas, enfermeras y administrativos escribieron en silencio los problemas de atención y los votaron. La espera en admisiones, que la gerencia no tenía en su lista, quedó de primera y se resolvió en un mes.</w:t>
       </w:r>
     </w:p>
     <w:p>
@@ -13474,30 +13484,30 @@
     </w:p>
     <w:p>
       <w:pPr>
+        <w:spacing w:before="0" w:after="160"/>
+        <w:ind w:firstLine="0"/>
+        <w:rPr>
+          <w:lang w:val="es-419" w:eastAsia="es-CO"/>
+        </w:rPr>
+      </w:pPr>
+      <w:r>
+        <w:tab/>
+      </w:r>
+      <w:r>
+        <w:rPr>
+          <w:lang w:val="es-419" w:eastAsia="es-CO"/>
+        </w:rPr>
+        <w:t>Cuando un equipo decide con método, las diferencias de opinión afloran en lugar de esconderse, y eso es una buena noticia con una condición, que el desacuerdo se gestione. Cómo convertir el conflicto en un aporte a la decisión, y no en una amenaza para el equipo, es lo que se examina a continuación.</w:t>
+      </w:r>
+    </w:p>
+    <w:p>
+      <w:pPr>
         <w:spacing w:before="0" w:after="160" w:line="259" w:lineRule="auto"/>
         <w:ind w:firstLine="0"/>
         <w:rPr>
           <w:lang w:val="es-419" w:eastAsia="es-CO"/>
         </w:rPr>
       </w:pPr>
-      <w:r>
-        <w:tab/>
-      </w:r>
-      <w:r>
-        <w:rPr>
-          <w:lang w:val="es-419" w:eastAsia="es-CO"/>
-        </w:rPr>
-        <w:t>Cuando un equipo decide con método, las diferencias de opinión afloran en lugar de esconderse, y eso es una buena noticia con una condición, que el desacuerdo se gestione. Cómo convertir el conflicto en un aporte a la decisión, y no en una amenaza para el equipo, es lo que se examina a continuación.</w:t>
-      </w:r>
-    </w:p>
-    <w:p>
-      <w:pPr>
-        <w:spacing w:before="0" w:after="160" w:line="259" w:lineRule="auto"/>
-        <w:ind w:firstLine="0"/>
-        <w:rPr>
-          <w:lang w:val="es-419" w:eastAsia="es-CO"/>
-        </w:rPr>
-      </w:pPr>
     </w:p>
     <w:p>
       <w:pPr>
@@ -13532,14 +13542,8 @@
         <w:rPr>
           <w:lang w:val="es-419" w:eastAsia="es-CO"/>
         </w:rPr>
-        <w:t xml:space="preserve">La distinción fundamental para el gerente separa el conflicto funcional del disfuncional. El primero, también llamado conflicto de tarea, gira en torno a las ideas, </w:t>
-      </w:r>
-      <w:r>
-        <w:rPr>
-          <w:lang w:val="es-419" w:eastAsia="es-CO"/>
-        </w:rPr>
         <w:lastRenderedPageBreak/>
-        <w:t>los datos y las alternativas, y enriquece la decisión al exponer supuestos ocultos. El segundo involucra ataques personales, disputas de poder y deterioro de la cohesión, y afecta tanto la calidad de la decisión como el clima de la organización.</w:t>
+        <w:t>La distinción fundamental para el gerente separa el conflicto funcional del disfuncional. El primero, también llamado conflicto de tarea, gira en torno a las ideas, los datos y las alternativas, y enriquece la decisión al exponer supuestos ocultos. El segundo involucra ataques personales, disputas de poder y deterioro de la cohesión, y afecta tanto la calidad de la decisión como el clima de la organización.</w:t>
       </w:r>
     </w:p>
     <w:p>
@@ -13672,7 +13676,14 @@
         <w:rPr>
           <w:lang w:val="es-419" w:eastAsia="es-CO"/>
         </w:rPr>
-        <w:t>lcanzar un punto intermedio en el que cada parte cede algo para llegar a un acuerdo aceptable, aunque no óptimo. Se justifica cuando las posiciones son igual de legítimas y el tiempo no permite colaborar.</w:t>
+        <w:t xml:space="preserve">lcanzar un punto intermedio en el que cada parte cede algo para llegar a un acuerdo aceptable, aunque no óptimo. Se justifica </w:t>
+      </w:r>
+      <w:r>
+        <w:rPr>
+          <w:lang w:val="es-419" w:eastAsia="es-CO"/>
+        </w:rPr>
+        <w:lastRenderedPageBreak/>
+        <w:t>cuando las posiciones son igual de legítimas y el tiempo no permite colaborar.</w:t>
       </w:r>
     </w:p>
     <w:p>
@@ -13691,7 +13702,6 @@
           <w:b/>
           <w:lang w:val="es-419" w:eastAsia="es-CO"/>
         </w:rPr>
-        <w:lastRenderedPageBreak/>
         <w:t>Evitar</w:t>
       </w:r>
       <w:r>
@@ -13806,6 +13816,7 @@
           <w:b/>
           <w:lang w:val="es-419" w:eastAsia="es-CO"/>
         </w:rPr>
+        <w:lastRenderedPageBreak/>
         <w:t>Reparto de presupuesto en una empresa de construcción</w:t>
       </w:r>
       <w:r>
@@ -13818,14 +13829,7 @@
         <w:rPr>
           <w:lang w:val="es-419" w:eastAsia="es-CO"/>
         </w:rPr>
-        <w:t xml:space="preserve">os jefes de área disputaban el presupuesto de equipos y la reunión derivó en reproches personales. El gerente suspendió la sesión, pidió a cada uno una </w:t>
-      </w:r>
-      <w:r>
-        <w:rPr>
-          <w:lang w:val="es-419" w:eastAsia="es-CO"/>
-        </w:rPr>
-        <w:lastRenderedPageBreak/>
-        <w:t>lista de necesidades con cifras y, al retomar con datos, el conflicto se resolvió con un estilo colaborativo en media hora.</w:t>
+        <w:t>os jefes de área disputaban el presupuesto de equipos y la reunión derivó en reproches personales. El gerente suspendió la sesión, pidió a cada uno una lista de necesidades con cifras y, al retomar con datos, el conflicto se resolvió con un estilo colaborativo en media hora.</w:t>
       </w:r>
     </w:p>
     <w:p>
@@ -13915,13 +13919,6 @@
         </w:rPr>
         <w:t>Una decisión bien analizada, bien liderada y acordada en equipo puede, aun así, dañar a terceros o al entorno y perder legitimidad ante quienes la reciben. La ética, la sostenibilidad y la comunicación responsable de lo decidido son el último filtro, y de ellas se ocupa el siguiente tema.</w:t>
       </w:r>
-    </w:p>
-    <w:p>
-      <w:pPr>
-        <w:rPr>
-          <w:lang w:val="es-419" w:eastAsia="es-CO"/>
-        </w:rPr>
-      </w:pPr>
     </w:p>
     <w:p>
       <w:pPr>
@@ -26116,17 +26113,6 @@
 </file>
 
 <file path=customXml/item1.xml><?xml version="1.0" encoding="utf-8"?>
-<p:properties xmlns:p="http://schemas.microsoft.com/office/2006/metadata/properties" xmlns:xsi="http://www.w3.org/2001/XMLSchema-instance" xmlns:pc="http://schemas.microsoft.com/office/infopath/2007/PartnerControls">
-  <documentManagement>
-    <TaxCatchAll xmlns="13c90a0b-73bc-4dc0-be5f-28d77b615beb" xsi:nil="true"/>
-    <lcf76f155ced4ddcb4097134ff3c332f xmlns="13c93bba-48ce-428c-bfe5-88b42c19b028">
-      <Terms xmlns="http://schemas.microsoft.com/office/infopath/2007/PartnerControls"/>
-    </lcf76f155ced4ddcb4097134ff3c332f>
-  </documentManagement>
-</p:properties>
-</file>
-
-<file path=customXml/item2.xml><?xml version="1.0" encoding="utf-8"?>
 <?mso-contentType ?>
 <FormTemplates xmlns="http://schemas.microsoft.com/sharepoint/v3/contenttype/forms">
   <Display>DocumentLibraryForm</Display>
@@ -26135,7 +26121,7 @@
 </FormTemplates>
 </file>
 
-<file path=customXml/item3.xml><?xml version="1.0" encoding="utf-8"?>
+<file path=customXml/item2.xml><?xml version="1.0" encoding="utf-8"?>
 <ct:contentTypeSchema xmlns:ct="http://schemas.microsoft.com/office/2006/metadata/contentType" xmlns:ma="http://schemas.microsoft.com/office/2006/metadata/properties/metaAttributes" ct:_="" ma:_="" ma:contentTypeName="Documento" ma:contentTypeID="0x0101006A81D6BD42E8DF4C91013959704817E1" ma:contentTypeVersion="15" ma:contentTypeDescription="Crear nuevo documento." ma:contentTypeScope="" ma:versionID="bf4f72ffd194f0963ff564daca6869f7">
   <xsd:schema xmlns:xsd="http://www.w3.org/2001/XMLSchema" xmlns:xs="http://www.w3.org/2001/XMLSchema" xmlns:p="http://schemas.microsoft.com/office/2006/metadata/properties" xmlns:ns2="13c90a0b-73bc-4dc0-be5f-28d77b615beb" xmlns:ns3="13c93bba-48ce-428c-bfe5-88b42c19b028" targetNamespace="http://schemas.microsoft.com/office/2006/metadata/properties" ma:root="true" ma:fieldsID="8718d6f4873a5b1392a45044efa78385" ns2:_="" ns3:_="">
     <xsd:import namespace="13c90a0b-73bc-4dc0-be5f-28d77b615beb"/>
@@ -26370,22 +26356,22 @@
 </ct:contentTypeSchema>
 </file>
 
+<file path=customXml/item3.xml><?xml version="1.0" encoding="utf-8"?>
+<p:properties xmlns:p="http://schemas.microsoft.com/office/2006/metadata/properties" xmlns:xsi="http://www.w3.org/2001/XMLSchema-instance" xmlns:pc="http://schemas.microsoft.com/office/infopath/2007/PartnerControls">
+  <documentManagement>
+    <TaxCatchAll xmlns="13c90a0b-73bc-4dc0-be5f-28d77b615beb" xsi:nil="true"/>
+    <lcf76f155ced4ddcb4097134ff3c332f xmlns="13c93bba-48ce-428c-bfe5-88b42c19b028">
+      <Terms xmlns="http://schemas.microsoft.com/office/infopath/2007/PartnerControls"/>
+    </lcf76f155ced4ddcb4097134ff3c332f>
+  </documentManagement>
+</p:properties>
+</file>
+
 <file path=customXml/item4.xml><?xml version="1.0" encoding="utf-8"?>
 <b:Sources xmlns:b="http://schemas.openxmlformats.org/officeDocument/2006/bibliography" xmlns="http://schemas.openxmlformats.org/officeDocument/2006/bibliography" SelectedStyle="\APASixthEditionOfficeOnline.xsl" StyleName="APA" Version="6"/>
 </file>
 
 <file path=customXml/itemProps1.xml><?xml version="1.0" encoding="utf-8"?>
-<ds:datastoreItem xmlns:ds="http://schemas.openxmlformats.org/officeDocument/2006/customXml" ds:itemID="{1279454D-02BE-4A9C-A117-DCD1573E2608}">
-  <ds:schemaRefs>
-    <ds:schemaRef ds:uri="http://schemas.microsoft.com/office/2006/metadata/properties"/>
-    <ds:schemaRef ds:uri="http://schemas.microsoft.com/office/infopath/2007/PartnerControls"/>
-    <ds:schemaRef ds:uri="13c90a0b-73bc-4dc0-be5f-28d77b615beb"/>
-    <ds:schemaRef ds:uri="13c93bba-48ce-428c-bfe5-88b42c19b028"/>
-  </ds:schemaRefs>
-</ds:datastoreItem>
-</file>
-
-<file path=customXml/itemProps2.xml><?xml version="1.0" encoding="utf-8"?>
 <ds:datastoreItem xmlns:ds="http://schemas.openxmlformats.org/officeDocument/2006/customXml" ds:itemID="{10663269-2064-4804-8290-36D4A57F5557}">
   <ds:schemaRefs>
     <ds:schemaRef ds:uri="http://schemas.microsoft.com/sharepoint/v3/contenttype/forms"/>
@@ -26393,7 +26379,7 @@
 </ds:datastoreItem>
 </file>
 
-<file path=customXml/itemProps3.xml><?xml version="1.0" encoding="utf-8"?>
+<file path=customXml/itemProps2.xml><?xml version="1.0" encoding="utf-8"?>
 <ds:datastoreItem xmlns:ds="http://schemas.openxmlformats.org/officeDocument/2006/customXml" ds:itemID="{59065960-E0CA-4804-83B5-320CBCDCC160}">
   <ds:schemaRefs>
     <ds:schemaRef ds:uri="http://schemas.microsoft.com/office/2006/metadata/contentType"/>
@@ -26412,8 +26398,19 @@
 </ds:datastoreItem>
 </file>
 
+<file path=customXml/itemProps3.xml><?xml version="1.0" encoding="utf-8"?>
+<ds:datastoreItem xmlns:ds="http://schemas.openxmlformats.org/officeDocument/2006/customXml" ds:itemID="{1279454D-02BE-4A9C-A117-DCD1573E2608}">
+  <ds:schemaRefs>
+    <ds:schemaRef ds:uri="http://schemas.microsoft.com/office/2006/metadata/properties"/>
+    <ds:schemaRef ds:uri="http://schemas.microsoft.com/office/infopath/2007/PartnerControls"/>
+    <ds:schemaRef ds:uri="13c90a0b-73bc-4dc0-be5f-28d77b615beb"/>
+    <ds:schemaRef ds:uri="13c93bba-48ce-428c-bfe5-88b42c19b028"/>
+  </ds:schemaRefs>
+</ds:datastoreItem>
+</file>
+
 <file path=customXml/itemProps4.xml><?xml version="1.0" encoding="utf-8"?>
-<ds:datastoreItem xmlns:ds="http://schemas.openxmlformats.org/officeDocument/2006/customXml" ds:itemID="{1ADDE987-0343-48BF-BCD0-781CBDDBF1FF}">
+<ds:datastoreItem xmlns:ds="http://schemas.openxmlformats.org/officeDocument/2006/customXml" ds:itemID="{D0C8ED39-7514-4FCE-A5B9-8FBDC4B22171}">
   <ds:schemaRefs>
     <ds:schemaRef ds:uri="http://schemas.openxmlformats.org/officeDocument/2006/bibliography"/>
   </ds:schemaRefs>
